--- a/pt-privacy/141kg-pt-client-privacy-notice-template.docx
+++ b/pt-privacy/141kg-pt-client-privacy-notice-template.docx
@@ -35,7 +35,7 @@
         <w:t xml:space="preserve">Version: </w:t>
       </w:r>
       <w:r>
-        <w:t xml:space="preserve">2026-06-15-a</w:t>
+        <w:t xml:space="preserve">2026-06-21-a</w:t>
       </w:r>
     </w:p>
     <w:p>
@@ -50,7 +50,7 @@
         <w:t xml:space="preserve">Effective from: </w:t>
       </w:r>
       <w:r>
-        <w:t xml:space="preserve">15 June 2026</w:t>
+        <w:t xml:space="preserve">21 June 2026</w:t>
       </w:r>
     </w:p>
     <w:p>
@@ -637,6 +637,30 @@
         <w:pStyle w:val="Heading2"/>
       </w:pPr>
       <w:r>
+        <w:t xml:space="preserve">Usage analytics on the 141kg platform</w:t>
+      </w:r>
+    </w:p>
+    <w:p>
+      <w:pPr>
+        <w:spacing w:after="120"/>
+      </w:pPr>
+      <w:r>
+        <w:t xml:space="preserve">Separately from the training data I record about you, the 141kg platform records some analytics about how the app is used: when you open it, which screens you open, and that you used certain actions, including logging a set, a body weight, an RPE, or a heart rate or calorie figure. These record that an action happened and when, not the value behind it.</w:t>
+      </w:r>
+    </w:p>
+    <w:p>
+      <w:pPr>
+        <w:spacing w:after="120"/>
+      </w:pPr>
+      <w:r>
+        <w:t xml:space="preserve">For this usage analytics, 141kg is the controller, not me. 141kg analyses it only in aggregate, across all users of the platform, and applies a small-number floor that drops anything used by fewer than three people on a given day, so nothing they look at can single you out. It is not used for advertising or profiling. The full detail, including the lawful basis and how long it is kept, is in 141kg’s Privacy Notice at https://legal.141kg.com/privacy/.</w:t>
+      </w:r>
+    </w:p>
+    <w:p>
+      <w:pPr>
+        <w:pStyle w:val="Heading2"/>
+      </w:pPr>
+      <w:r>
         <w:t xml:space="preserve">How long I keep your data</w:t>
       </w:r>
     </w:p>
@@ -920,7 +944,7 @@
           <w:sz w:val="18"/>
           <w:szCs w:val="18"/>
         </w:rPr>
-        <w:t xml:space="preserve">This notice is based on the 141kg PT Client Privacy Notice template version 2026-06-15-a. The template is a starting point and not legal advice.</w:t>
+        <w:t xml:space="preserve">This notice is based on the 141kg PT Client Privacy Notice template version 2026-06-21-a. The template is a starting point and not legal advice.</w:t>
       </w:r>
     </w:p>
     <w:sectPr>

--- a/pt-privacy/141kg-pt-client-privacy-notice-template.docx
+++ b/pt-privacy/141kg-pt-client-privacy-notice-template.docx
@@ -35,7 +35,7 @@
         <w:t xml:space="preserve">Version: </w:t>
       </w:r>
       <w:r>
-        <w:t xml:space="preserve">2026-06-21-a</w:t>
+        <w:t xml:space="preserve">2026-06-22-a</w:t>
       </w:r>
     </w:p>
     <w:p>
@@ -50,7 +50,7 @@
         <w:t xml:space="preserve">Effective from: </w:t>
       </w:r>
       <w:r>
-        <w:t xml:space="preserve">21 June 2026</w:t>
+        <w:t xml:space="preserve">22 June 2026</w:t>
       </w:r>
     </w:p>
     <w:p>
@@ -637,6 +637,30 @@
         <w:pStyle w:val="Heading2"/>
       </w:pPr>
       <w:r>
+        <w:t xml:space="preserve">Seeing how you use the app</w:t>
+      </w:r>
+    </w:p>
+    <w:p>
+      <w:pPr>
+        <w:spacing w:after="120"/>
+      </w:pPr>
+      <w:r>
+        <w:t xml:space="preserve">The 141kg platform shows me how you use the Client app: when you log in, which screens you open (for example Home, History, Progress, Leaderboard and Goals), and that you logged a set, a body weight, an RPE, or a heart rate or calorie figure. It shows me that an action happened and when, not a separate copy of the value. It does not show me health-related screens such as Recovery.</w:t>
+      </w:r>
+    </w:p>
+    <w:p>
+      <w:pPr>
+        <w:spacing w:after="120"/>
+      </w:pPr>
+      <w:r>
+        <w:t xml:space="preserve">I use this to see whether the app is working for you and to tailor our sessions. My lawful basis is performance of our contract (Article 6(1)(b)), the same basis as your training data. This is my own use as your trainer. It is separate from the platform-wide analytics that 141kg keeps (below), which 141kg only ever uses in aggregate.</w:t>
+      </w:r>
+    </w:p>
+    <w:p>
+      <w:pPr>
+        <w:pStyle w:val="Heading2"/>
+      </w:pPr>
+      <w:r>
         <w:t xml:space="preserve">Usage analytics on the 141kg platform</w:t>
       </w:r>
     </w:p>
@@ -944,7 +968,7 @@
           <w:sz w:val="18"/>
           <w:szCs w:val="18"/>
         </w:rPr>
-        <w:t xml:space="preserve">This notice is based on the 141kg PT Client Privacy Notice template version 2026-06-21-a. The template is a starting point and not legal advice.</w:t>
+        <w:t xml:space="preserve">This notice is based on the 141kg PT Client Privacy Notice template version 2026-06-22-a. The template is a starting point and not legal advice.</w:t>
       </w:r>
     </w:p>
     <w:sectPr>

--- a/pt-privacy/141kg-pt-client-privacy-notice-template.docx
+++ b/pt-privacy/141kg-pt-client-privacy-notice-template.docx
@@ -35,7 +35,7 @@
         <w:t xml:space="preserve">Version: </w:t>
       </w:r>
       <w:r>
-        <w:t xml:space="preserve">2026-06-22-a</w:t>
+        <w:t xml:space="preserve">2026-06-21-a</w:t>
       </w:r>
     </w:p>
     <w:p>
@@ -50,7 +50,7 @@
         <w:t xml:space="preserve">Effective from: </w:t>
       </w:r>
       <w:r>
-        <w:t xml:space="preserve">22 June 2026</w:t>
+        <w:t xml:space="preserve">21 June 2026</w:t>
       </w:r>
     </w:p>
     <w:p>
@@ -637,30 +637,6 @@
         <w:pStyle w:val="Heading2"/>
       </w:pPr>
       <w:r>
-        <w:t xml:space="preserve">Seeing how you use the app</w:t>
-      </w:r>
-    </w:p>
-    <w:p>
-      <w:pPr>
-        <w:spacing w:after="120"/>
-      </w:pPr>
-      <w:r>
-        <w:t xml:space="preserve">The 141kg platform shows me how you use the Client app: when you log in, which screens you open (for example Home, History, Progress, Leaderboard and Goals), and that you logged a set, a body weight, an RPE, or a heart rate or calorie figure. It shows me that an action happened and when, not a separate copy of the value. It does not show me health-related screens such as Recovery.</w:t>
-      </w:r>
-    </w:p>
-    <w:p>
-      <w:pPr>
-        <w:spacing w:after="120"/>
-      </w:pPr>
-      <w:r>
-        <w:t xml:space="preserve">I use this to see whether the app is working for you and to tailor our sessions. My lawful basis is performance of our contract (Article 6(1)(b)), the same basis as your training data. This is my own use as your trainer. It is separate from the platform-wide analytics that 141kg keeps (below), which 141kg only ever uses in aggregate.</w:t>
-      </w:r>
-    </w:p>
-    <w:p>
-      <w:pPr>
-        <w:pStyle w:val="Heading2"/>
-      </w:pPr>
-      <w:r>
         <w:t xml:space="preserve">Usage analytics on the 141kg platform</w:t>
       </w:r>
     </w:p>
@@ -968,7 +944,7 @@
           <w:sz w:val="18"/>
           <w:szCs w:val="18"/>
         </w:rPr>
-        <w:t xml:space="preserve">This notice is based on the 141kg PT Client Privacy Notice template version 2026-06-22-a. The template is a starting point and not legal advice.</w:t>
+        <w:t xml:space="preserve">This notice is based on the 141kg PT Client Privacy Notice template version 2026-06-21-a. The template is a starting point and not legal advice.</w:t>
       </w:r>
     </w:p>
     <w:sectPr>

--- a/pt-privacy/141kg-pt-client-privacy-notice-template.docx
+++ b/pt-privacy/141kg-pt-client-privacy-notice-template.docx
@@ -35,7 +35,7 @@
         <w:t xml:space="preserve">Version: </w:t>
       </w:r>
       <w:r>
-        <w:t xml:space="preserve">2026-06-21-a</w:t>
+        <w:t xml:space="preserve">2026-06-24-a</w:t>
       </w:r>
     </w:p>
     <w:p>
@@ -50,7 +50,7 @@
         <w:t xml:space="preserve">Effective from: </w:t>
       </w:r>
       <w:r>
-        <w:t xml:space="preserve">21 June 2026</w:t>
+        <w:t xml:space="preserve">24 June 2026</w:t>
       </w:r>
     </w:p>
     <w:p>
@@ -621,7 +621,7 @@
         <w:spacing w:after="120"/>
       </w:pPr>
       <w:r>
-        <w:t xml:space="preserve">The 141kg platform includes an optional leaderboard. If I turn it on, your training activity produces a score that ranks you against my other clients. Those clients can see your position, your score, and your first name or display name. They cannot see your contact details, date of birth, body measurements, or session notes.</w:t>
+        <w:t xml:space="preserve">The 141kg platform includes an optional leaderboard. If I turn it on, your training activity produces a score that ranks you against my other clients. Those clients can see your position, your score, and your display name. They cannot see your contact details, date of birth, body measurements, or session notes.</w:t>
       </w:r>
     </w:p>
     <w:p>
@@ -797,7 +797,7 @@
         <w:t xml:space="preserve">Portability: </w:t>
       </w:r>
       <w:r>
-        <w:t xml:space="preserve">ask me for your data in a machine-readable format. The 141kg platform provides an export tool I can use to give you this.</w:t>
+        <w:t xml:space="preserve">ask me for your data in a machine-readable format. The 141kg platform provides an export tool I can use to give you this, and you can also download your own data directly from the Client app.</w:t>
       </w:r>
     </w:p>
     <w:p>
@@ -944,7 +944,7 @@
           <w:sz w:val="18"/>
           <w:szCs w:val="18"/>
         </w:rPr>
-        <w:t xml:space="preserve">This notice is based on the 141kg PT Client Privacy Notice template version 2026-06-21-a. The template is a starting point and not legal advice.</w:t>
+        <w:t xml:space="preserve">This notice is based on the 141kg PT Client Privacy Notice template version 2026-06-24-a. The template is a starting point and not legal advice.</w:t>
       </w:r>
     </w:p>
     <w:sectPr>

--- a/pt-privacy/141kg-pt-client-privacy-notice-template.docx
+++ b/pt-privacy/141kg-pt-client-privacy-notice-template.docx
@@ -35,7 +35,7 @@
         <w:t xml:space="preserve">Version: </w:t>
       </w:r>
       <w:r>
-        <w:t xml:space="preserve">2026-06-24-a</w:t>
+        <w:t xml:space="preserve">2026-07-12-a</w:t>
       </w:r>
     </w:p>
     <w:p>
@@ -50,7 +50,7 @@
         <w:t xml:space="preserve">Effective from: </w:t>
       </w:r>
       <w:r>
-        <w:t xml:space="preserve">24 June 2026</w:t>
+        <w:t xml:space="preserve">12 July 2026</w:t>
       </w:r>
     </w:p>
     <w:p>
@@ -637,6 +637,46 @@
         <w:pStyle w:val="Heading2"/>
       </w:pPr>
       <w:r>
+        <w:t xml:space="preserve">What I can see about your app use, and emails I might send you</w:t>
+      </w:r>
+    </w:p>
+    <w:p>
+      <w:pPr>
+        <w:spacing w:after="120"/>
+      </w:pPr>
+      <w:r>
+        <w:t xml:space="preserve">The 141kg platform shows me the date you last opened the Client app. That is all I see: one date. I do not see which screens you opened, or a history of how you used the app.</w:t>
+      </w:r>
+    </w:p>
+    <w:p>
+      <w:pPr>
+        <w:spacing w:after="120"/>
+      </w:pPr>
+      <w:r>
+        <w:t xml:space="preserve">If you have never signed in, or if you have been away for a while, I may ask 141kg to send you an email on my behalf reminding you about the app. I choose who to email. 141kg sends none of these on their own initiative. The email tells you about the app and shows example screens. It carries none of your training data.</w:t>
+      </w:r>
+    </w:p>
+    <w:p>
+      <w:pPr>
+        <w:spacing w:after="120"/>
+      </w:pPr>
+      <w:r>
+        <w:t xml:space="preserve">Every one of these emails has an unsubscribe link. Using it stops all of them, and I cannot undo it. You can also just tell me to stop, and I will. Opting out changes nothing else about your training or your account.</w:t>
+      </w:r>
+    </w:p>
+    <w:p>
+      <w:pPr>
+        <w:spacing w:after="120"/>
+      </w:pPr>
+      <w:r>
+        <w:t xml:space="preserve">I am the controller for this and the sender of the email. My lawful basis is [choose one: your consent, which you gave when you agreed to receive emails from me; or my legitimate interest in keeping you engaged with the training service you have bought from me, relying on the soft opt-in in regulation 22(3) of the Privacy and Electronic Communications Regulations 2003]. Either way, you can opt out at any time.</w:t>
+      </w:r>
+    </w:p>
+    <w:p>
+      <w:pPr>
+        <w:pStyle w:val="Heading2"/>
+      </w:pPr>
+      <w:r>
         <w:t xml:space="preserve">Usage analytics on the 141kg platform</w:t>
       </w:r>
     </w:p>
@@ -653,7 +693,7 @@
         <w:spacing w:after="120"/>
       </w:pPr>
       <w:r>
-        <w:t xml:space="preserve">For this usage analytics, 141kg is the controller, not me. 141kg analyses it only in aggregate, across all users of the platform, and applies a small-number floor that drops anything used by fewer than three people on a given day, so nothing they look at can single you out. It is not used for advertising or profiling. The full detail, including the lawful basis and how long it is kept, is in 141kg’s Privacy Notice at https://legal.141kg.com/privacy/.</w:t>
+        <w:t xml:space="preserve">For this usage analytics, 141kg is the controller, not me. Their own analysis of it is aggregate only, across all users of the platform, and applies a small-number floor that drops anything used by fewer than three people on a given day, so nothing they look at can single you out. It is not used for advertising or profiling. One field is shown to me rather than to them: the date you last opened the app. See the next section. The full detail, including the lawful basis and how long it is kept, is in 141kg’s Privacy Notice at https://legal.141kg.com/privacy/.</w:t>
       </w:r>
     </w:p>
     <w:p>
@@ -944,7 +984,7 @@
           <w:sz w:val="18"/>
           <w:szCs w:val="18"/>
         </w:rPr>
-        <w:t xml:space="preserve">This notice is based on the 141kg PT Client Privacy Notice template version 2026-06-24-a. The template is a starting point and not legal advice.</w:t>
+        <w:t xml:space="preserve">This notice is based on the 141kg PT Client Privacy Notice template version 2026-07-12-a. The template is a starting point and not legal advice.</w:t>
       </w:r>
     </w:p>
     <w:sectPr>

--- a/pt-privacy/141kg-pt-client-privacy-notice-template.docx
+++ b/pt-privacy/141kg-pt-client-privacy-notice-template.docx
@@ -35,7 +35,7 @@
         <w:t xml:space="preserve">Version: </w:t>
       </w:r>
       <w:r>
-        <w:t xml:space="preserve">2026-07-12-a</w:t>
+        <w:t xml:space="preserve">2026-07-12-b</w:t>
       </w:r>
     </w:p>
     <w:p>
@@ -645,7 +645,7 @@
         <w:spacing w:after="120"/>
       </w:pPr>
       <w:r>
-        <w:t xml:space="preserve">The 141kg platform shows me the date you last opened the Client app. That is all I see: one date. I do not see which screens you opened, or a history of how you used the app.</w:t>
+        <w:t xml:space="preserve">The 141kg platform shows me the date you last used the app, taken from your login record. That is all I see: one date. I do not see which screens you opened, how long you stayed, or any history of how you used the app.</w:t>
       </w:r>
     </w:p>
     <w:p>
@@ -693,7 +693,7 @@
         <w:spacing w:after="120"/>
       </w:pPr>
       <w:r>
-        <w:t xml:space="preserve">For this usage analytics, 141kg is the controller, not me. Their own analysis of it is aggregate only, across all users of the platform, and applies a small-number floor that drops anything used by fewer than three people on a given day, so nothing they look at can single you out. It is not used for advertising or profiling. One field is shown to me rather than to them: the date you last opened the app. See the next section. The full detail, including the lawful basis and how long it is kept, is in 141kg’s Privacy Notice at https://legal.141kg.com/privacy/.</w:t>
+        <w:t xml:space="preserve">For this usage analytics, 141kg is the controller, not me. They analyse it only in aggregate, across all users of the platform, and apply a small-number floor that drops anything used by fewer than three people on a given day, so nothing they look at can single you out. It is not used for advertising or profiling. I never see these events. The one thing I can see, the date you last used the app, comes from your login record and not from this analytics. See the next section. The full detail, including the lawful basis and how long it is kept, is in 141kg’s Privacy Notice at https://legal.141kg.com/privacy/.</w:t>
       </w:r>
     </w:p>
     <w:p>
@@ -984,7 +984,7 @@
           <w:sz w:val="18"/>
           <w:szCs w:val="18"/>
         </w:rPr>
-        <w:t xml:space="preserve">This notice is based on the 141kg PT Client Privacy Notice template version 2026-07-12-a. The template is a starting point and not legal advice.</w:t>
+        <w:t xml:space="preserve">This notice is based on the 141kg PT Client Privacy Notice template version 2026-07-12-b. The template is a starting point and not legal advice.</w:t>
       </w:r>
     </w:p>
     <w:sectPr>

--- a/pt-privacy/141kg-pt-client-privacy-notice-template.docx
+++ b/pt-privacy/141kg-pt-client-privacy-notice-template.docx
@@ -35,7 +35,7 @@
         <w:t xml:space="preserve">Version: </w:t>
       </w:r>
       <w:r>
-        <w:t xml:space="preserve">2026-07-12-b</w:t>
+        <w:t xml:space="preserve">2026-07-20-a</w:t>
       </w:r>
     </w:p>
     <w:p>
@@ -580,6 +580,9 @@
       <w:r>
         <w:t xml:space="preserve">.</w:t>
       </w:r>
+      <w:r>
+        <w:t xml:space="preserve"> Their staff can open your record where they need to, for example to investigate a fault I report, to deal with a security concern, or to carry out a deletion request. What they see there is your name, email address, which trainer you belong to, your tier, and dates and counts of your training activity. They cannot see your body weight, heart rate, effort ratings or session calories in that tool.</w:t>
+      </w:r>
     </w:p>
     <w:p>
       <w:pPr>
@@ -984,7 +987,7 @@
           <w:sz w:val="18"/>
           <w:szCs w:val="18"/>
         </w:rPr>
-        <w:t xml:space="preserve">This notice is based on the 141kg PT Client Privacy Notice template version 2026-07-12-b. The template is a starting point and not legal advice.</w:t>
+        <w:t xml:space="preserve">This notice is based on the 141kg PT Client Privacy Notice template version 2026-07-20-a. The template is a starting point and not legal advice.</w:t>
       </w:r>
     </w:p>
     <w:sectPr>
